--- a/docs/literature/Literature_review_Misspecified_Bayes_II_Princeton_Oxford_Caltech_ETH_Berkeley_2020-2026.docx
+++ b/docs/literature/Literature_review_Misspecified_Bayes_II_Princeton_Oxford_Caltech_ETH_Berkeley_2020-2026.docx
@@ -558,7 +558,7 @@
             <w:vAlign w:val="top"/>
           </w:tcPr>
           <w:p>
-            <w:hyperlink w:history="1" r:id="rIdv_0zoz3gmq8ssemrscdjv">
+            <w:hyperlink w:history="1" r:id="rIdes-vjtjcbnu1qcost5ytu">
               <w:r>
                 <w:rPr>
                   <w:color w:val="1D4ED8"/>
@@ -1115,7 +1115,7 @@
         <w:jc w:val="both"/>
       </w:pPr>
       <w:r>
-        <w:t xml:space="preserve">The true regression function lies inside the model, and the easy points are, on the face of it, harmless. Yet the posterior, Bayesian model averaging (BMA) and the MAP estimate are inconsistent: they select very complex models, and the prediction risk does not go to zero even as the number of data grows. The proposed repair is the generalized posterior with learning rate </w:t>
+        <w:t xml:space="preserve">The true regression function lies inside the model, and the easy points are, on the face of it, harmless. Yet the posterior, Bayesian model averaging (BMA) and the MAP estimate are inconsistent: they select very complex models, and the prediction risk does not go to zero even as the amount of data grows. The proposed repair is the generalized posterior with learning rate </w:t>
       </w:r>
       <m:oMath>
         <m:r>
@@ -5740,7 +5740,7 @@
         </m:r>
       </m:oMath>
       <w:r>
-        <w:t xml:space="preserve">: the larger it is, the less the points that the model does not explain influence the result.</w:t>
+        <w:t xml:space="preserve">: the larger it is, the smaller the influence of the points that the model does not explain.</w:t>
       </w:r>
     </w:p>
     <w:p>
@@ -8813,7 +8813,7 @@
         <w:jc w:val="both"/>
       </w:pPr>
       <w:r>
-        <w:t xml:space="preserve">Princeton contributes papers from ORFE, mechanical engineering and economics. Jianqing Fan, Zhipeng Lou and Mengxin Yu give formal tests for the adequacy of factor regression and of sparse regression [P1]; Boris Hanin and Alexander Zlokapa compute exactly the posterior and the evidence of deep linear networks [P2]; Anirudha Majumdar and coauthors certify control policies with PAC-Bayes bounds [P3]; and Timothy Armstrong and Michal Kolesár construct intervals with exact coverage under local misspecification [P4].</w:t>
+        <w:t xml:space="preserve">Princeton contributes papers from ORFE, mechanical engineering and economics. Jianqing Fan, Zhipeng Lou and Mengxin Yu give formal tests for the adequacy of factor regression and of sparse regression [P1]; Boris Hanin and Alexander Zlokapa compute the posterior and the evidence of deep linear networks exactly [P2]; Anirudha Majumdar and coauthors certify control policies with PAC-Bayes bounds [P3]; and Timothy Armstrong and Michal Kolesár construct intervals with exact coverage under local misspecification [P4].</w:t>
       </w:r>
     </w:p>
     <w:p>
@@ -8994,7 +8994,7 @@
             <w:vAlign w:val="top"/>
           </w:tcPr>
           <w:p>
-            <w:hyperlink w:history="1" r:id="rId0d2vhpg0icmfovfrfl3kp">
+            <w:hyperlink w:history="1" r:id="rIdqtjfk6hnsx8csxqzf-kvr">
               <w:r>
                 <w:rPr>
                   <w:color w:val="1D4ED8"/>
@@ -10010,7 +10010,7 @@
             <w:vAlign w:val="top"/>
           </w:tcPr>
           <w:p>
-            <w:hyperlink w:history="1" r:id="rId4ae_nmin3_mqq4yk8dlwi">
+            <w:hyperlink w:history="1" r:id="rIdqqt9vjg44nvfmjj_cjbgz">
               <w:r>
                 <w:rPr>
                   <w:color w:val="1D4ED8"/>
@@ -11108,7 +11108,7 @@
           <w:sz w:val="19"/>
           <w:szCs w:val="19"/>
         </w:rPr>
-        <w:t xml:space="preserve"> the data, the Dirac delta factors the zero-noise (interpolating) likelihood, </w:t>
+        <w:t xml:space="preserve"> the data, the Dirac delta factors form the zero-noise (interpolating) likelihood, </w:t>
       </w:r>
       <m:oMath>
         <m:r>
@@ -11192,7 +11192,7 @@
         <w:t xml:space="preserve">Link to the theoretical introduction. </w:t>
       </w:r>
       <w:r>
-        <w:t xml:space="preserve">Complements Sections 1.4 and 1.8: [B1] concerns Bayesian linear regression, the noise level and model selection by evidence. This paper computes exactly the posterior, the evidence and model selection in a linear network, and shows how the architecture acts as a data-dependent prior; it does not address misspecification.</w:t>
+        <w:t xml:space="preserve">Complements Sections 1.4 and 1.8: [B1] concerns Bayesian linear regression, the noise level and model selection by evidence. This paper computes the posterior, the evidence and model selection exactly in a linear network, and shows how the architecture acts as a data-dependent prior; it does not address misspecification.</w:t>
       </w:r>
     </w:p>
     <w:p>
@@ -11395,7 +11395,7 @@
             <w:vAlign w:val="top"/>
           </w:tcPr>
           <w:p>
-            <w:hyperlink w:history="1" r:id="rIdviadtoujbjj_m5iqw42jf">
+            <w:hyperlink w:history="1" r:id="rId7lynnhdi41hxoxohdmrvr">
               <w:r>
                 <w:rPr>
                   <w:color w:val="1D4ED8"/>
@@ -12573,7 +12573,7 @@
             <w:vAlign w:val="top"/>
           </w:tcPr>
           <w:p>
-            <w:hyperlink w:history="1" r:id="rId0q5rcyie2pfqsmali1u-o">
+            <w:hyperlink w:history="1" r:id="rIdp-3gqedud_0cpxfunfsqc">
               <w:r>
                 <w:rPr>
                   <w:color w:val="1D4ED8"/>
@@ -13970,7 +13970,7 @@
             <w:vAlign w:val="top"/>
           </w:tcPr>
           <w:p>
-            <w:hyperlink w:history="1" r:id="rIduiqvvgic9jepfqr8eh6um">
+            <w:hyperlink w:history="1" r:id="rIdbq78sx5sd5wrmby8qfpqy">
               <w:r>
                 <w:rPr>
                   <w:color w:val="1D4ED8"/>
@@ -15193,7 +15193,7 @@
             <w:vAlign w:val="top"/>
           </w:tcPr>
           <w:p>
-            <w:hyperlink w:history="1" r:id="rIdhhlkyzwf_guvx63onit2y">
+            <w:hyperlink w:history="1" r:id="rIdxcmv5bnktdrsyiitjd6y2">
               <w:r>
                 <w:rPr>
                   <w:color w:val="1D4ED8"/>
@@ -16405,7 +16405,7 @@
             <w:vAlign w:val="top"/>
           </w:tcPr>
           <w:p>
-            <w:hyperlink w:history="1" r:id="rIdki8n5liuytwalgb-hts6w">
+            <w:hyperlink w:history="1" r:id="rIdlfewggm74eefzbxacae7x">
               <w:r>
                 <w:rPr>
                   <w:color w:val="1D4ED8"/>
@@ -17803,7 +17803,7 @@
             <w:vAlign w:val="top"/>
           </w:tcPr>
           <w:p>
-            <w:hyperlink w:history="1" r:id="rIdwsksrlvp2_occuzda6duc">
+            <w:hyperlink w:history="1" r:id="rIdrkt8hndbimbz3kwxfvi4w">
               <w:r>
                 <w:rPr>
                   <w:color w:val="1D4ED8"/>
@@ -19102,7 +19102,7 @@
             <w:vAlign w:val="top"/>
           </w:tcPr>
           <w:p>
-            <w:hyperlink w:history="1" r:id="rIdefzwfqx55flbbiaulsru6">
+            <w:hyperlink w:history="1" r:id="rIdwksxbn58f8kguwtkmfb2_">
               <w:r>
                 <w:rPr>
                   <w:color w:val="1D4ED8"/>
@@ -19213,7 +19213,7 @@
                 <w:sz w:val="18"/>
                 <w:szCs w:val="18"/>
               </w:rPr>
-              <w:t xml:space="preserve">misspecified social learning · discounting of others' information · herding · deliberate downweighting · learning efficiency</w:t>
+              <w:t xml:space="preserve">misspecified social learning · condescension toward others' information · herding · deliberate downweighting · learning efficiency</w:t>
             </w:r>
           </w:p>
         </w:tc>
@@ -20190,7 +20190,7 @@
             <w:vAlign w:val="top"/>
           </w:tcPr>
           <w:p>
-            <w:hyperlink w:history="1" r:id="rIdkof8uzdkoqbcilxvalldu">
+            <w:hyperlink w:history="1" r:id="rIdboxzh91ywfd1e-mpt4e_4">
               <w:r>
                 <w:rPr>
                   <w:color w:val="1D4ED8"/>
@@ -21577,7 +21577,7 @@
             <w:vAlign w:val="top"/>
           </w:tcPr>
           <w:p>
-            <w:hyperlink w:history="1" r:id="rIdxskxqbi5rgswafikafd3f">
+            <w:hyperlink w:history="1" r:id="rIdtjlzkqvgeuqufqv7rctud">
               <w:r>
                 <w:rPr>
                   <w:color w:val="1D4ED8"/>
@@ -22836,7 +22836,7 @@
             <w:vAlign w:val="top"/>
           </w:tcPr>
           <w:p>
-            <w:hyperlink w:history="1" r:id="rId_tot0flxhid9liigevpop">
+            <w:hyperlink w:history="1" r:id="rIdbboe1nlzs3ajxyyrmopqr">
               <w:r>
                 <w:rPr>
                   <w:color w:val="1D4ED8"/>
@@ -24004,7 +24004,7 @@
             <w:vAlign w:val="top"/>
           </w:tcPr>
           <w:p>
-            <w:hyperlink w:history="1" r:id="rIdf0evdus8v5yr_ir9lbi4o">
+            <w:hyperlink w:history="1" r:id="rIdekpkixas0174wyzorg55x">
               <w:r>
                 <w:rPr>
                   <w:color w:val="1D4ED8"/>
@@ -25317,7 +25317,7 @@
             <w:vAlign w:val="top"/>
           </w:tcPr>
           <w:p>
-            <w:hyperlink w:history="1" r:id="rIdxtnrlvpqbwek7ted-sx_g">
+            <w:hyperlink w:history="1" r:id="rIdcyjt3jbw_uhnezgphzcwn">
               <w:r>
                 <w:rPr>
                   <w:color w:val="1D4ED8"/>
@@ -26598,7 +26598,7 @@
             <w:vAlign w:val="top"/>
           </w:tcPr>
           <w:p>
-            <w:hyperlink w:history="1" r:id="rId2zd9uvp6yhtrxhknjmdsu">
+            <w:hyperlink w:history="1" r:id="rIdw986eyyswwjhvr_ta_ngy">
               <w:r>
                 <w:rPr>
                   <w:color w:val="1D4ED8"/>
@@ -27847,7 +27847,7 @@
             <w:vAlign w:val="top"/>
           </w:tcPr>
           <w:p>
-            <w:hyperlink w:history="1" r:id="rIdsqjzxs5bvk5rd45fyjfbk">
+            <w:hyperlink w:history="1" r:id="rIdcwnibhqjsn5smmxee3bw5">
               <w:r>
                 <w:rPr>
                   <w:color w:val="1D4ED8"/>
@@ -29317,7 +29317,7 @@
             <w:vAlign w:val="top"/>
           </w:tcPr>
           <w:p>
-            <w:hyperlink w:history="1" r:id="rIdahwiyyop8arj9kfktwt04">
+            <w:hyperlink w:history="1" r:id="rIdkgkefnituuwzfvm6qa7zt">
               <w:r>
                 <w:rPr>
                   <w:color w:val="1D4ED8"/>
@@ -30643,7 +30643,7 @@
             <w:vAlign w:val="top"/>
           </w:tcPr>
           <w:p>
-            <w:hyperlink w:history="1" r:id="rIdqrz7nfd_gjvthjwzic9vv">
+            <w:hyperlink w:history="1" r:id="rId8xaydezfmcxadqhfptz_b">
               <w:r>
                 <w:rPr>
                   <w:color w:val="1D4ED8"/>
@@ -32117,7 +32117,7 @@
             <w:vAlign w:val="top"/>
           </w:tcPr>
           <w:p>
-            <w:hyperlink w:history="1" r:id="rIdr0bxmw8ot43rzelymd6oc">
+            <w:hyperlink w:history="1" r:id="rId8_jxh3psg3a_b-0cdxm6b">
               <w:r>
                 <w:rPr>
                   <w:color w:val="1D4ED8"/>
@@ -33539,7 +33539,7 @@
             <w:vAlign w:val="top"/>
           </w:tcPr>
           <w:p>
-            <w:hyperlink w:history="1" r:id="rIdqry8n7sackvwm2yokzaev">
+            <w:hyperlink w:history="1" r:id="rId4ubyfwxco_9dhfflewwjo">
               <w:r>
                 <w:rPr>
                   <w:color w:val="1D4ED8"/>
@@ -37638,7 +37638,7 @@
               </w:rPr>
               <w:t xml:space="preserve">, 13(3), 907–954. </w:t>
             </w:r>
-            <w:hyperlink w:history="1" r:id="rIdkhoxklwplrsoz5spyo-7v">
+            <w:hyperlink w:history="1" r:id="rId9uyqhgueodeqj5x7tvatc">
               <w:r>
                 <w:rPr>
                   <w:color w:val="1D4ED8"/>
@@ -37820,7 +37820,7 @@
               </w:rPr>
               <w:t xml:space="preserve">, 975(2), 201. </w:t>
             </w:r>
-            <w:hyperlink w:history="1" r:id="rIdhkeaq64r5bqwb_quknefe">
+            <w:hyperlink w:history="1" r:id="rIdmfucxnxuhuqwatfqa-o8q">
               <w:r>
                 <w:rPr>
                   <w:color w:val="1D4ED8"/>
@@ -37917,7 +37917,7 @@
               </w:rPr>
               <w:t xml:space="preserve">, 115(8), 2616–2658. </w:t>
             </w:r>
-            <w:hyperlink w:history="1" r:id="rIdrdzn6eka02bxknbxkhyo2">
+            <w:hyperlink w:history="1" r:id="rIdr5djn1pfanpvdkeexeggs">
               <w:r>
                 <w:rPr>
                   <w:color w:val="1D4ED8"/>
@@ -38184,7 +38184,7 @@
               </w:rPr>
               <w:t xml:space="preserve">, 18(1), 287–366. </w:t>
             </w:r>
-            <w:hyperlink w:history="1" r:id="rIdkmrxk2odsdaaa9y_wmsmu">
+            <w:hyperlink w:history="1" r:id="rId-q9dxi34-gczsvccmgn61">
               <w:r>
                 <w:rPr>
                   <w:color w:val="1D4ED8"/>
@@ -38269,7 +38269,7 @@
         <w:t xml:space="preserve">all</w:t>
       </w:r>
       <w:r>
-        <w:t xml:space="preserve"> the data well, including the easy points, not to describe correctly the uncertainty of the </w:t>
+        <w:t xml:space="preserve"> the data well, including the easy points, not to describe the uncertainty of the </w:t>
       </w:r>
       <w:r>
         <w:rPr>
@@ -38279,7 +38279,7 @@
         <w:t xml:space="preserve">goal</w:t>
       </w:r>
       <w:r>
-        <w:t xml:space="preserve">. This section proposes and tests </w:t>
+        <w:t xml:space="preserve"> correctly. This section proposes and tests </w:t>
       </w:r>
       <w:r>
         <w:rPr>
@@ -43331,7 +43331,7 @@
         <w:t xml:space="preserve">With KALIB-GO, the wells near the toe have the largest worth</w:t>
       </w:r>
       <w:r>
-        <w:t xml:space="preserve"> (+12.0 m) and are chosen in 61% of the cases. The KALIB-GO chain has the smallest median error after the decision, 11.8 m (90th percentile 37 m), versus 12.6 m (40 m) for SAFE-GO and 14.9 m (47 m) for Bayes, with a median interval of 53 m versus 60 m.</w:t>
+        <w:t xml:space="preserve"> (+12.0 m) and are chosen in 61% of the cases. The KALIB-GO pipeline has the smallest median error after the decision, 11.8 m (90th percentile 37 m), versus 12.6 m (40 m) for SAFE-GO and 14.9 m (47 m) for Bayes, with a median interval of 53 m versus 60 m.</w:t>
       </w:r>
     </w:p>
     <w:p>
@@ -44154,7 +44154,7 @@
         </w:rPr>
         <w:t xml:space="preserve"> </w:t>
       </w:r>
-      <w:hyperlink w:history="1" r:id="rIdpfezwnf_gwrfmrzgpu0-p">
+      <w:hyperlink w:history="1" r:id="rId_zq_ctd6oiecc38e9h7ot">
         <w:r>
           <w:rPr>
             <w:color w:val="1D4ED8"/>
@@ -44258,7 +44258,7 @@
         </w:rPr>
         <w:t xml:space="preserve"> </w:t>
       </w:r>
-      <w:hyperlink w:history="1" r:id="rIdcwdikc2cqntad7fkhkvv6">
+      <w:hyperlink w:history="1" r:id="rIdun7dbdlaf9jej0ios3max">
         <w:r>
           <w:rPr>
             <w:color w:val="1D4ED8"/>
@@ -44319,7 +44319,7 @@
         </w:rPr>
         <w:t xml:space="preserve"> </w:t>
       </w:r>
-      <w:hyperlink w:history="1" r:id="rIddhujph1s0ykjw8hkvcave">
+      <w:hyperlink w:history="1" r:id="rId73-optbryld2zlb2gucab">
         <w:r>
           <w:rPr>
             <w:color w:val="1D4ED8"/>
@@ -44380,7 +44380,7 @@
         </w:rPr>
         <w:t xml:space="preserve"> </w:t>
       </w:r>
-      <w:hyperlink w:history="1" r:id="rIdi1n1h-rvcaixdws15lgme">
+      <w:hyperlink w:history="1" r:id="rIdnaetch_0hetwq4suo5drm">
         <w:r>
           <w:rPr>
             <w:color w:val="1D4ED8"/>
@@ -44441,7 +44441,7 @@
         </w:rPr>
         <w:t xml:space="preserve"> </w:t>
       </w:r>
-      <w:hyperlink w:history="1" r:id="rIdiv1hsimumidwo8dlhv3ai">
+      <w:hyperlink w:history="1" r:id="rIdyolww9wlg-ttzsrtuvmoj">
         <w:r>
           <w:rPr>
             <w:color w:val="1D4ED8"/>
@@ -44502,7 +44502,7 @@
         </w:rPr>
         <w:t xml:space="preserve"> </w:t>
       </w:r>
-      <w:hyperlink w:history="1" r:id="rId3hh_gjigvya4rhmyk9t4e">
+      <w:hyperlink w:history="1" r:id="rIdwd0ajgz6iqfqp2r7d2ghp">
         <w:r>
           <w:rPr>
             <w:color w:val="1D4ED8"/>
@@ -44563,7 +44563,7 @@
         </w:rPr>
         <w:t xml:space="preserve"> </w:t>
       </w:r>
-      <w:hyperlink w:history="1" r:id="rIdkjzzvov1urgbskql5q8vp">
+      <w:hyperlink w:history="1" r:id="rIdsxahnq8ow5vfoj3wc-agb">
         <w:r>
           <w:rPr>
             <w:color w:val="1D4ED8"/>
@@ -44624,7 +44624,7 @@
         </w:rPr>
         <w:t xml:space="preserve"> </w:t>
       </w:r>
-      <w:hyperlink w:history="1" r:id="rIdnjqqe_ggzpaxjj8mgr-2m">
+      <w:hyperlink w:history="1" r:id="rIdsx_h1fvgqxa5kkzwuqb0i">
         <w:r>
           <w:rPr>
             <w:color w:val="1D4ED8"/>
@@ -44685,7 +44685,7 @@
         </w:rPr>
         <w:t xml:space="preserve"> </w:t>
       </w:r>
-      <w:hyperlink w:history="1" r:id="rIdrtounzmqn1wfoajltmdu9">
+      <w:hyperlink w:history="1" r:id="rIdlz0s7zqn8qlvaofa70xj8">
         <w:r>
           <w:rPr>
             <w:color w:val="1D4ED8"/>
@@ -44746,7 +44746,7 @@
         </w:rPr>
         <w:t xml:space="preserve"> </w:t>
       </w:r>
-      <w:hyperlink w:history="1" r:id="rIdtrmyw9uh7qmtbuafas6be">
+      <w:hyperlink w:history="1" r:id="rIdwqlkep73gckw3qbrhnwbz">
         <w:r>
           <w:rPr>
             <w:color w:val="1D4ED8"/>
@@ -44807,7 +44807,7 @@
         </w:rPr>
         <w:t xml:space="preserve"> </w:t>
       </w:r>
-      <w:hyperlink w:history="1" r:id="rIdoemr0qizao76pmqnlrw9i">
+      <w:hyperlink w:history="1" r:id="rIdw8rq-qghzeomdhccsyjej">
         <w:r>
           <w:rPr>
             <w:color w:val="1D4ED8"/>
@@ -44954,7 +44954,7 @@
         </w:rPr>
         <w:t xml:space="preserve"> </w:t>
       </w:r>
-      <w:hyperlink w:history="1" r:id="rIduaqxtwg3ma6ymnav_ctnh">
+      <w:hyperlink w:history="1" r:id="rIdv20enw6ddz0i2ksuxj9mg">
         <w:r>
           <w:rPr>
             <w:color w:val="1D4ED8"/>
@@ -45015,7 +45015,7 @@
         </w:rPr>
         <w:t xml:space="preserve"> </w:t>
       </w:r>
-      <w:hyperlink w:history="1" r:id="rIds-7rlbyksudvqvvgoe1h7">
+      <w:hyperlink w:history="1" r:id="rIdwx7lxt07ef9htz-ju_rfp">
         <w:r>
           <w:rPr>
             <w:color w:val="1D4ED8"/>
@@ -45076,7 +45076,7 @@
         </w:rPr>
         <w:t xml:space="preserve"> </w:t>
       </w:r>
-      <w:hyperlink w:history="1" r:id="rIdn4nnutnadkkjgi7iacbb8">
+      <w:hyperlink w:history="1" r:id="rIdgv3xyjbe6i2lc5wpcfv_d">
         <w:r>
           <w:rPr>
             <w:color w:val="1D4ED8"/>
@@ -45137,7 +45137,7 @@
         </w:rPr>
         <w:t xml:space="preserve"> </w:t>
       </w:r>
-      <w:hyperlink w:history="1" r:id="rIdcflaimsrujpow1sqvrwc4">
+      <w:hyperlink w:history="1" r:id="rIdhnsc6vphsexot86d2gpb5">
         <w:r>
           <w:rPr>
             <w:color w:val="1D4ED8"/>
@@ -45198,7 +45198,7 @@
         </w:rPr>
         <w:t xml:space="preserve"> </w:t>
       </w:r>
-      <w:hyperlink w:history="1" r:id="rIdokgqyl3yu5hd1mzngmqbn">
+      <w:hyperlink w:history="1" r:id="rIdayg0ic6wpumkol-pk7e-v">
         <w:r>
           <w:rPr>
             <w:color w:val="1D4ED8"/>
@@ -45259,7 +45259,7 @@
         </w:rPr>
         <w:t xml:space="preserve"> </w:t>
       </w:r>
-      <w:hyperlink w:history="1" r:id="rIdqluh7jmrfdd1otkg5bqty">
+      <w:hyperlink w:history="1" r:id="rId1jgz4cjrle7hb0zxglif6">
         <w:r>
           <w:rPr>
             <w:color w:val="1D4ED8"/>
@@ -45331,7 +45331,7 @@
         </w:rPr>
         <w:t xml:space="preserve"> </w:t>
       </w:r>
-      <w:hyperlink w:history="1" r:id="rIdsj2g43mb6xrrzkcpz9j7x">
+      <w:hyperlink w:history="1" r:id="rId2gueeqcdgeibx6xpjvy6f">
         <w:r>
           <w:rPr>
             <w:color w:val="1D4ED8"/>
@@ -45392,7 +45392,7 @@
         </w:rPr>
         <w:t xml:space="preserve"> </w:t>
       </w:r>
-      <w:hyperlink w:history="1" r:id="rId5awniyjsboufqyo61_qqr">
+      <w:hyperlink w:history="1" r:id="rIdh7iu22uzmewl_xbep0iet">
         <w:r>
           <w:rPr>
             <w:color w:val="1D4ED8"/>
@@ -45453,7 +45453,7 @@
         </w:rPr>
         <w:t xml:space="preserve"> </w:t>
       </w:r>
-      <w:hyperlink w:history="1" r:id="rIdoqimeunp5a4vjmpar2aiu">
+      <w:hyperlink w:history="1" r:id="rIdh1kq71uikwnnmzcgycxct">
         <w:r>
           <w:rPr>
             <w:color w:val="1D4ED8"/>
@@ -45514,7 +45514,7 @@
         </w:rPr>
         <w:t xml:space="preserve"> </w:t>
       </w:r>
-      <w:hyperlink w:history="1" r:id="rId1tbnfkzouwzc0hb0m8e7t">
+      <w:hyperlink w:history="1" r:id="rIdwj-76sgh1na89setinxwb">
         <w:r>
           <w:rPr>
             <w:color w:val="1D4ED8"/>
@@ -45575,7 +45575,7 @@
         </w:rPr>
         <w:t xml:space="preserve"> </w:t>
       </w:r>
-      <w:hyperlink w:history="1" r:id="rIdpu06fy_tk6arz_t28hvqz">
+      <w:hyperlink w:history="1" r:id="rIdk1iww0tsdhqgabhgxkifp">
         <w:r>
           <w:rPr>
             <w:color w:val="1D4ED8"/>
@@ -45636,7 +45636,7 @@
         </w:rPr>
         <w:t xml:space="preserve"> </w:t>
       </w:r>
-      <w:hyperlink w:history="1" r:id="rIdgar9cb3rjq1gtrkdn41tv">
+      <w:hyperlink w:history="1" r:id="rIdua7uojt7iqhowky19nuoe">
         <w:r>
           <w:rPr>
             <w:color w:val="1D4ED8"/>
@@ -45697,7 +45697,7 @@
         </w:rPr>
         <w:t xml:space="preserve"> </w:t>
       </w:r>
-      <w:hyperlink w:history="1" r:id="rIdmextcfczszly7kjpsgzzb">
+      <w:hyperlink w:history="1" r:id="rIdpu9dtgonlnfztsaubqwpz">
         <w:r>
           <w:rPr>
             <w:color w:val="1D4ED8"/>
@@ -45758,7 +45758,7 @@
         </w:rPr>
         <w:t xml:space="preserve"> </w:t>
       </w:r>
-      <w:hyperlink w:history="1" r:id="rIdy7lukvihgsvoe1lkephcg">
+      <w:hyperlink w:history="1" r:id="rId4vsmg0idqlkten7nalr9b">
         <w:r>
           <w:rPr>
             <w:color w:val="1D4ED8"/>
@@ -45819,7 +45819,7 @@
         </w:rPr>
         <w:t xml:space="preserve"> </w:t>
       </w:r>
-      <w:hyperlink w:history="1" r:id="rIduul957n0l36tv013rrmd_">
+      <w:hyperlink w:history="1" r:id="rId6schbds3hxblmanv5jtzp">
         <w:r>
           <w:rPr>
             <w:color w:val="1D4ED8"/>
@@ -45880,7 +45880,7 @@
         </w:rPr>
         <w:t xml:space="preserve"> </w:t>
       </w:r>
-      <w:hyperlink w:history="1" r:id="rIdhvxwu5ebvuuxmxgzpnzmr">
+      <w:hyperlink w:history="1" r:id="rIdlz0z8nht2l60cp7e5ey44">
         <w:r>
           <w:rPr>
             <w:color w:val="1D4ED8"/>
@@ -45941,7 +45941,7 @@
         </w:rPr>
         <w:t xml:space="preserve"> </w:t>
       </w:r>
-      <w:hyperlink w:history="1" r:id="rId1m6c4s_u58_wj861epnc8">
+      <w:hyperlink w:history="1" r:id="rIdc5sxuhdtqpcyosrirpda8">
         <w:r>
           <w:rPr>
             <w:color w:val="1D4ED8"/>
@@ -46002,7 +46002,7 @@
         </w:rPr>
         <w:t xml:space="preserve"> </w:t>
       </w:r>
-      <w:hyperlink w:history="1" r:id="rIdhs4bebdzuu9sbluazby14">
+      <w:hyperlink w:history="1" r:id="rIdtbcw1ldltppwkdmby85qc">
         <w:r>
           <w:rPr>
             <w:color w:val="1D4ED8"/>
@@ -46063,7 +46063,7 @@
         </w:rPr>
         <w:t xml:space="preserve"> </w:t>
       </w:r>
-      <w:hyperlink w:history="1" r:id="rIdto80a5jjljll810tvnxua">
+      <w:hyperlink w:history="1" r:id="rIdhzkfbzec17bd2b25hs_ow">
         <w:r>
           <w:rPr>
             <w:color w:val="1D4ED8"/>
@@ -46124,7 +46124,7 @@
         </w:rPr>
         <w:t xml:space="preserve"> </w:t>
       </w:r>
-      <w:hyperlink w:history="1" r:id="rIdygwkcjb1ovbo_xdwtcn6x">
+      <w:hyperlink w:history="1" r:id="rIdtd3wbhtoyzpdzgzxiwthp">
         <w:r>
           <w:rPr>
             <w:color w:val="1D4ED8"/>
@@ -46185,7 +46185,7 @@
         </w:rPr>
         <w:t xml:space="preserve"> </w:t>
       </w:r>
-      <w:hyperlink w:history="1" r:id="rIdx6wogjjfp6ahnrmjq-zkp">
+      <w:hyperlink w:history="1" r:id="rIdasueg9oxdt3mktmqb9h31">
         <w:r>
           <w:rPr>
             <w:color w:val="1D4ED8"/>
@@ -46246,7 +46246,7 @@
         </w:rPr>
         <w:t xml:space="preserve"> </w:t>
       </w:r>
-      <w:hyperlink w:history="1" r:id="rIdbcpv3yxxm9j5-ekr58vjj">
+      <w:hyperlink w:history="1" r:id="rId2ajgpn8q5c28gbwxenefc">
         <w:r>
           <w:rPr>
             <w:color w:val="1D4ED8"/>
@@ -46307,7 +46307,7 @@
         </w:rPr>
         <w:t xml:space="preserve"> </w:t>
       </w:r>
-      <w:hyperlink w:history="1" r:id="rIdguezuf0ostpavvxrljvbm">
+      <w:hyperlink w:history="1" r:id="rIdx4iuoibbhy-kwig3jtork">
         <w:r>
           <w:rPr>
             <w:color w:val="1D4ED8"/>
@@ -46368,7 +46368,7 @@
         </w:rPr>
         <w:t xml:space="preserve"> </w:t>
       </w:r>
-      <w:hyperlink w:history="1" r:id="rIdcm0rl1hqw569geinbovxl">
+      <w:hyperlink w:history="1" r:id="rIdqhx1x3fo60ktexk1gsod7">
         <w:r>
           <w:rPr>
             <w:color w:val="1D4ED8"/>
@@ -46429,7 +46429,7 @@
         </w:rPr>
         <w:t xml:space="preserve"> </w:t>
       </w:r>
-      <w:hyperlink w:history="1" r:id="rId1_e2ttw5k8bqzlbi6xrns">
+      <w:hyperlink w:history="1" r:id="rIdsgvjp3_abh5uwqmxckyu4">
         <w:r>
           <w:rPr>
             <w:color w:val="1D4ED8"/>
@@ -46490,7 +46490,7 @@
         </w:rPr>
         <w:t xml:space="preserve"> </w:t>
       </w:r>
-      <w:hyperlink w:history="1" r:id="rIdik6go9-mvgoixy9dbtl96">
+      <w:hyperlink w:history="1" r:id="rIdmvnoz7bwa4ahjesu0uzh1">
         <w:r>
           <w:rPr>
             <w:color w:val="1D4ED8"/>
